--- a/Cuadrante.Día de Canarias “ EL GOFIO”.docx
+++ b/Cuadrante.Día de Canarias “ EL GOFIO”.docx
@@ -5839,6 +5839,16 @@
             </w:tcMar>
             <w:vAlign w:val="center"/>
           </w:tcPr>
+          <w:p>
+            <w:pPr>
+              <w:widowControl w:val="0"/>
+              <w:spacing w:line="240" w:lineRule="auto"/>
+              <w:jc w:val="center"/>
+            </w:pPr>
+            <w:r>
+              <w:t>1º ESO A</w:t>
+            </w:r>
+          </w:p>
           <w:p>
             <w:pPr>
               <w:widowControl w:val="0"/>

--- a/Cuadrante.Día de Canarias “ EL GOFIO”.docx
+++ b/Cuadrante.Día de Canarias “ EL GOFIO”.docx
@@ -2,17 +2,6 @@
 <file path=word/document.xml><?xml version="1.0" encoding="utf-8"?>
 <w:document xmlns:wpc="http://schemas.microsoft.com/office/word/2010/wordprocessingCanvas" xmlns:cx="http://schemas.microsoft.com/office/drawing/2014/chartex" xmlns:cx1="http://schemas.microsoft.com/office/drawing/2015/9/8/chartex" xmlns:cx2="http://schemas.microsoft.com/office/drawing/2015/10/21/chartex" xmlns:cx3="http://schemas.microsoft.com/office/drawing/2016/5/9/chartex" xmlns:cx4="http://schemas.microsoft.com/office/drawing/2016/5/10/chartex" xmlns:cx5="http://schemas.microsoft.com/office/drawing/2016/5/11/chartex" xmlns:cx6="http://schemas.microsoft.com/office/drawing/2016/5/12/chartex" xmlns:cx7="http://schemas.microsoft.com/office/drawing/2016/5/13/chartex" xmlns:cx8="http://schemas.microsoft.com/office/drawing/2016/5/14/chartex" xmlns:mc="http://schemas.openxmlformats.org/markup-compatibility/2006" xmlns:aink="http://schemas.microsoft.com/office/drawing/2016/ink" xmlns:am3d="http://schemas.microsoft.com/office/drawing/2017/model3d" xmlns:o="urn:schemas-microsoft-com:office:office" xmlns:oel="http://schemas.microsoft.com/office/2019/extlst" xmlns:r="http://schemas.openxmlformats.org/officeDocument/2006/relationships" xmlns:m="http://schemas.openxmlformats.org/officeDocument/2006/math" xmlns:v="urn:schemas-microsoft-com:vml" xmlns:wp14="http://schemas.microsoft.com/office/word/2010/wordprocessingDrawing" xmlns:wp="http://schemas.openxmlformats.org/drawingml/2006/wordprocessingDrawing" xmlns:w10="urn:schemas-microsoft-com:office:word" xmlns:w="http://schemas.openxmlformats.org/wordprocessingml/2006/main" xmlns:w14="http://schemas.microsoft.com/office/word/2010/wordml" xmlns:w15="http://schemas.microsoft.com/office/word/2012/wordml" xmlns:w16cex="http://schemas.microsoft.com/office/word/2018/wordml/cex" xmlns:w16cid="http://schemas.microsoft.com/office/word/2016/wordml/cid" xmlns:w16="http://schemas.microsoft.com/office/word/2018/wordml" xmlns:w16du="http://schemas.microsoft.com/office/word/2023/wordml/word16du" xmlns:w16sdtdh="http://schemas.microsoft.com/office/word/2020/wordml/sdtdatahash" xmlns:w16sdtfl="http://schemas.microsoft.com/office/word/2024/wordml/sdtformatlock" xmlns:w16se="http://schemas.microsoft.com/office/word/2015/wordml/symex" xmlns:wpg="http://schemas.microsoft.com/office/word/2010/wordprocessingGroup" xmlns:wpi="http://schemas.microsoft.com/office/word/2010/wordprocessingInk" xmlns:wne="http://schemas.microsoft.com/office/word/2006/wordml" xmlns:wps="http://schemas.microsoft.com/office/word/2010/wordprocessingShape" mc:Ignorable="w14 w15 w16se w16cid w16 w16cex w16sdtdh w16sdtfl w16du wp14">
   <w:body>
-    <w:p>
-      <w:pPr>
-        <w:rPr>
-          <w:b/>
-          <w:bCs/>
-          <w:color w:val="741B47"/>
-          <w:sz w:val="44"/>
-          <w:szCs w:val="44"/>
-        </w:rPr>
-      </w:pPr>
-    </w:p>
     <w:p>
       <w:pPr>
         <w:jc w:val="center"/>
@@ -76,7 +65,7 @@
     <w:tbl>
       <w:tblPr>
         <w:tblStyle w:val="a"/>
-        <w:tblW w:w="13954" w:type="dxa"/>
+        <w:tblW w:w="15025" w:type="dxa"/>
         <w:jc w:val="center"/>
         <w:tblInd w:w="0" w:type="dxa"/>
         <w:tblBorders>
@@ -91,7 +80,7 @@
         <w:tblLook w:val="0600" w:firstRow="0" w:lastRow="0" w:firstColumn="0" w:lastColumn="0" w:noHBand="1" w:noVBand="1"/>
       </w:tblPr>
       <w:tblGrid>
-        <w:gridCol w:w="13954"/>
+        <w:gridCol w:w="15025"/>
       </w:tblGrid>
       <w:tr>
         <w:trPr>
@@ -100,7 +89,7 @@
         </w:trPr>
         <w:tc>
           <w:tcPr>
-            <w:tcW w:w="13954" w:type="dxa"/>
+            <w:tcW w:w="15025" w:type="dxa"/>
             <w:tcMar>
               <w:top w:w="100" w:type="dxa"/>
               <w:left w:w="100" w:type="dxa"/>
@@ -130,6 +119,30 @@
                 <w:szCs w:val="44"/>
               </w:rPr>
               <w:t>NOTA:</w:t>
+            </w:r>
+          </w:p>
+          <w:p>
+            <w:pPr>
+              <w:widowControl w:val="0"/>
+              <w:spacing w:line="240" w:lineRule="auto"/>
+              <w:jc w:val="center"/>
+              <w:rPr>
+                <w:b/>
+                <w:bCs/>
+                <w:color w:val="1F497D" w:themeColor="text2"/>
+                <w:sz w:val="44"/>
+                <w:szCs w:val="44"/>
+              </w:rPr>
+            </w:pPr>
+            <w:r>
+              <w:rPr>
+                <w:b/>
+                <w:bCs/>
+                <w:color w:val="1F497D" w:themeColor="text2"/>
+                <w:sz w:val="44"/>
+                <w:szCs w:val="44"/>
+              </w:rPr>
+              <w:t>A primera hora cada grupo en su aula clase, no se dividirán a las optativas.</w:t>
             </w:r>
           </w:p>
           <w:p>

--- a/Cuadrante.Día de Canarias “ EL GOFIO”.docx
+++ b/Cuadrante.Día de Canarias “ EL GOFIO”.docx
@@ -30,16 +30,16 @@
         <w:rPr>
           <w:b/>
           <w:bCs/>
-          <w:sz w:val="34"/>
-          <w:szCs w:val="34"/>
+          <w:sz w:val="32"/>
+          <w:szCs w:val="32"/>
         </w:rPr>
       </w:pPr>
       <w:r>
         <w:rPr>
           <w:b/>
           <w:bCs/>
-          <w:sz w:val="34"/>
-          <w:szCs w:val="34"/>
+          <w:sz w:val="32"/>
+          <w:szCs w:val="32"/>
         </w:rPr>
         <w:t xml:space="preserve"> 28 de </w:t>
       </w:r>
@@ -47,8 +47,8 @@
         <w:rPr>
           <w:b/>
           <w:bCs/>
-          <w:sz w:val="34"/>
-          <w:szCs w:val="34"/>
+          <w:sz w:val="32"/>
+          <w:szCs w:val="32"/>
         </w:rPr>
         <w:t>mayo</w:t>
       </w:r>
@@ -56,8 +56,8 @@
         <w:rPr>
           <w:b/>
           <w:bCs/>
-          <w:sz w:val="34"/>
-          <w:szCs w:val="34"/>
+          <w:sz w:val="32"/>
+          <w:szCs w:val="32"/>
         </w:rPr>
         <w:t xml:space="preserve"> de 2025/2026. </w:t>
       </w:r>
@@ -106,8 +106,8 @@
                 <w:b/>
                 <w:bCs/>
                 <w:color w:val="1F497D" w:themeColor="text2"/>
-                <w:sz w:val="44"/>
-                <w:szCs w:val="44"/>
+                <w:sz w:val="36"/>
+                <w:szCs w:val="36"/>
               </w:rPr>
             </w:pPr>
             <w:r>
@@ -115,8 +115,8 @@
                 <w:b/>
                 <w:bCs/>
                 <w:color w:val="1F497D" w:themeColor="text2"/>
-                <w:sz w:val="44"/>
-                <w:szCs w:val="44"/>
+                <w:sz w:val="36"/>
+                <w:szCs w:val="36"/>
               </w:rPr>
               <w:t>NOTA:</w:t>
             </w:r>
@@ -130,8 +130,8 @@
                 <w:b/>
                 <w:bCs/>
                 <w:color w:val="1F497D" w:themeColor="text2"/>
-                <w:sz w:val="44"/>
-                <w:szCs w:val="44"/>
+                <w:sz w:val="36"/>
+                <w:szCs w:val="36"/>
               </w:rPr>
             </w:pPr>
             <w:r>
@@ -139,8 +139,8 @@
                 <w:b/>
                 <w:bCs/>
                 <w:color w:val="1F497D" w:themeColor="text2"/>
-                <w:sz w:val="44"/>
-                <w:szCs w:val="44"/>
+                <w:sz w:val="36"/>
+                <w:szCs w:val="36"/>
               </w:rPr>
               <w:t>A primera hora cada grupo en su aula clase, no se dividirán a las optativas.</w:t>
             </w:r>
@@ -154,17 +154,31 @@
                 <w:b/>
                 <w:bCs/>
                 <w:color w:val="1F497D" w:themeColor="text2"/>
-                <w:sz w:val="44"/>
-                <w:szCs w:val="44"/>
-              </w:rPr>
-            </w:pPr>
-            <w:r>
+                <w:sz w:val="36"/>
+                <w:szCs w:val="36"/>
+              </w:rPr>
+            </w:pPr>
+          </w:p>
+          <w:p>
+            <w:pPr>
+              <w:widowControl w:val="0"/>
+              <w:spacing w:line="240" w:lineRule="auto"/>
+              <w:jc w:val="center"/>
               <w:rPr>
                 <w:b/>
                 <w:bCs/>
                 <w:color w:val="1F497D" w:themeColor="text2"/>
-                <w:sz w:val="44"/>
-                <w:szCs w:val="44"/>
+                <w:sz w:val="36"/>
+                <w:szCs w:val="36"/>
+              </w:rPr>
+            </w:pPr>
+            <w:r>
+              <w:rPr>
+                <w:b/>
+                <w:bCs/>
+                <w:color w:val="1F497D" w:themeColor="text2"/>
+                <w:sz w:val="36"/>
+                <w:szCs w:val="36"/>
               </w:rPr>
               <w:t>Con la intención de aclarar y contextualizar la jornada, en los primeros 25 minutos el</w:t>
             </w:r>
@@ -173,8 +187,8 @@
                 <w:b/>
                 <w:bCs/>
                 <w:color w:val="1F497D" w:themeColor="text2"/>
-                <w:sz w:val="44"/>
-                <w:szCs w:val="44"/>
+                <w:sz w:val="36"/>
+                <w:szCs w:val="36"/>
               </w:rPr>
               <w:t>/</w:t>
             </w:r>
@@ -183,8 +197,8 @@
                 <w:b/>
                 <w:bCs/>
                 <w:color w:val="1F497D" w:themeColor="text2"/>
-                <w:sz w:val="44"/>
-                <w:szCs w:val="44"/>
+                <w:sz w:val="36"/>
+                <w:szCs w:val="36"/>
               </w:rPr>
               <w:t xml:space="preserve">la docente explica al alumnado la jornada del día de Canarias, </w:t>
             </w:r>
@@ -193,8 +207,8 @@
                 <w:b/>
                 <w:bCs/>
                 <w:color w:val="1F497D" w:themeColor="text2"/>
-                <w:sz w:val="44"/>
-                <w:szCs w:val="44"/>
+                <w:sz w:val="36"/>
+                <w:szCs w:val="36"/>
               </w:rPr>
               <w:t>como,</w:t>
             </w:r>
@@ -203,8 +217,8 @@
                 <w:b/>
                 <w:bCs/>
                 <w:color w:val="1F497D" w:themeColor="text2"/>
-                <w:sz w:val="44"/>
-                <w:szCs w:val="44"/>
+                <w:sz w:val="36"/>
+                <w:szCs w:val="36"/>
               </w:rPr>
               <w:t xml:space="preserve"> por ejemplo: Las zonas, acciones y espacios. Y la forma de proceder mediante rotación que se detalla en la infografía que se adjunta y que también está en EVAGD en el aula virtual de la RED INNOVAS.</w:t>
             </w:r>
@@ -218,8 +232,8 @@
                 <w:b/>
                 <w:bCs/>
                 <w:color w:val="1F497D" w:themeColor="text2"/>
-                <w:sz w:val="44"/>
-                <w:szCs w:val="44"/>
+                <w:sz w:val="36"/>
+                <w:szCs w:val="36"/>
                 <w:u w:val="single"/>
               </w:rPr>
             </w:pPr>
@@ -232,8 +246,8 @@
               <w:rPr>
                 <w:b/>
                 <w:bCs/>
-                <w:sz w:val="44"/>
-                <w:szCs w:val="44"/>
+                <w:sz w:val="36"/>
+                <w:szCs w:val="36"/>
                 <w:u w:val="single"/>
               </w:rPr>
             </w:pPr>
@@ -241,8 +255,8 @@
               <w:rPr>
                 <w:b/>
                 <w:bCs/>
-                <w:sz w:val="44"/>
-                <w:szCs w:val="44"/>
+                <w:sz w:val="36"/>
+                <w:szCs w:val="36"/>
               </w:rPr>
               <w:t xml:space="preserve">Una vez los </w:t>
             </w:r>
@@ -250,8 +264,8 @@
               <w:rPr>
                 <w:b/>
                 <w:bCs/>
-                <w:sz w:val="44"/>
-                <w:szCs w:val="44"/>
+                <w:sz w:val="36"/>
+                <w:szCs w:val="36"/>
               </w:rPr>
               <w:t>grupos bajen</w:t>
             </w:r>
@@ -259,8 +273,8 @@
               <w:rPr>
                 <w:b/>
                 <w:bCs/>
-                <w:sz w:val="44"/>
-                <w:szCs w:val="44"/>
+                <w:sz w:val="36"/>
+                <w:szCs w:val="36"/>
               </w:rPr>
               <w:t xml:space="preserve">, el aula debe quedar limpia y recogida. Con las sillas subidas, las ventanas cerradas, ordenadores apagados, </w:t>
             </w:r>
@@ -268,8 +282,8 @@
               <w:rPr>
                 <w:b/>
                 <w:bCs/>
-                <w:sz w:val="44"/>
-                <w:szCs w:val="44"/>
+                <w:sz w:val="36"/>
+                <w:szCs w:val="36"/>
               </w:rPr>
               <w:t>etc., y</w:t>
             </w:r>
@@ -277,8 +291,8 @@
               <w:rPr>
                 <w:b/>
                 <w:bCs/>
-                <w:sz w:val="44"/>
-                <w:szCs w:val="44"/>
+                <w:sz w:val="36"/>
+                <w:szCs w:val="36"/>
               </w:rPr>
               <w:t xml:space="preserve"> </w:t>
             </w:r>
@@ -286,8 +300,8 @@
               <w:rPr>
                 <w:b/>
                 <w:bCs/>
-                <w:sz w:val="44"/>
-                <w:szCs w:val="44"/>
+                <w:sz w:val="36"/>
+                <w:szCs w:val="36"/>
                 <w:u w:val="single"/>
               </w:rPr>
               <w:t>no se podrá entrar en los edificios</w:t>
@@ -296,8 +310,8 @@
               <w:rPr>
                 <w:b/>
                 <w:bCs/>
-                <w:sz w:val="44"/>
-                <w:szCs w:val="44"/>
+                <w:sz w:val="36"/>
+                <w:szCs w:val="36"/>
               </w:rPr>
               <w:t xml:space="preserve">. </w:t>
             </w:r>
@@ -305,8 +319,8 @@
               <w:rPr>
                 <w:b/>
                 <w:bCs/>
-                <w:sz w:val="44"/>
-                <w:szCs w:val="44"/>
+                <w:sz w:val="36"/>
+                <w:szCs w:val="36"/>
                 <w:u w:val="single"/>
               </w:rPr>
               <w:t>El alumnado debe llevar todas sus cosas.</w:t>
@@ -320,6 +334,8 @@
               <w:rPr>
                 <w:b/>
                 <w:bCs/>
+                <w:sz w:val="20"/>
+                <w:szCs w:val="20"/>
                 <w:highlight w:val="yellow"/>
               </w:rPr>
             </w:pPr>
@@ -332,8 +348,8 @@
         <w:rPr>
           <w:b/>
           <w:bCs/>
-          <w:sz w:val="2"/>
-          <w:szCs w:val="2"/>
+          <w:sz w:val="30"/>
+          <w:szCs w:val="30"/>
         </w:rPr>
       </w:pPr>
     </w:p>
@@ -342,21 +358,122 @@
         <w:rPr>
           <w:b/>
           <w:bCs/>
-          <w:sz w:val="2"/>
-          <w:szCs w:val="2"/>
+          <w:sz w:val="32"/>
+          <w:szCs w:val="32"/>
         </w:rPr>
       </w:pPr>
+      <w:r>
+        <w:rPr>
+          <w:b/>
+          <w:bCs/>
+          <w:sz w:val="32"/>
+          <w:szCs w:val="32"/>
+        </w:rPr>
+        <w:t>ENLACE INFOGRAFÍA INTERACTIVA:</w:t>
+      </w:r>
     </w:p>
     <w:p>
       <w:pPr>
         <w:rPr>
           <w:b/>
           <w:bCs/>
+          <w:sz w:val="32"/>
+          <w:szCs w:val="32"/>
+        </w:rPr>
+      </w:pPr>
+    </w:p>
+    <w:p>
+      <w:pPr>
+        <w:jc w:val="center"/>
+        <w:rPr>
+          <w:b/>
+          <w:bCs/>
+          <w:sz w:val="32"/>
+          <w:szCs w:val="32"/>
+        </w:rPr>
+      </w:pPr>
+      <w:r>
+        <w:rPr>
+          <w:b/>
+          <w:bCs/>
+          <w:sz w:val="52"/>
+          <w:szCs w:val="52"/>
+        </w:rPr>
+        <w:fldChar w:fldCharType="begin"/>
+      </w:r>
+      <w:r>
+        <w:rPr>
+          <w:b/>
+          <w:bCs/>
+          <w:sz w:val="52"/>
+          <w:szCs w:val="52"/>
+        </w:rPr>
+        <w:instrText>HYPERLINK "</w:instrText>
+      </w:r>
+      <w:r>
+        <w:rPr>
+          <w:b/>
+          <w:bCs/>
+          <w:sz w:val="52"/>
+          <w:szCs w:val="52"/>
+        </w:rPr>
+        <w:instrText>https://alpersan-gobcan.github.io/dia_canarias_2026/</w:instrText>
+      </w:r>
+      <w:r>
+        <w:rPr>
+          <w:b/>
+          <w:bCs/>
+          <w:sz w:val="52"/>
+          <w:szCs w:val="52"/>
+        </w:rPr>
+        <w:instrText>"</w:instrText>
+      </w:r>
+      <w:r>
+        <w:rPr>
+          <w:b/>
+          <w:bCs/>
+          <w:sz w:val="52"/>
+          <w:szCs w:val="52"/>
+        </w:rPr>
+        <w:fldChar w:fldCharType="separate"/>
+      </w:r>
+      <w:r>
+        <w:rPr>
+          <w:rStyle w:val="Hipervnculo"/>
+          <w:b/>
+          <w:bCs/>
+          <w:sz w:val="52"/>
+          <w:szCs w:val="52"/>
+        </w:rPr>
+        <w:t>https://alpersan-gobcan.github.io/dia_canarias_2026/</w:t>
+      </w:r>
+      <w:r>
+        <w:rPr>
+          <w:b/>
+          <w:bCs/>
+          <w:sz w:val="52"/>
+          <w:szCs w:val="52"/>
+        </w:rPr>
+        <w:fldChar w:fldCharType="end"/>
+      </w:r>
+      <w:r>
+        <w:rPr>
+          <w:b/>
+          <w:bCs/>
+          <w:sz w:val="32"/>
+          <w:szCs w:val="32"/>
+        </w:rPr>
+        <w:br/>
+      </w:r>
+      <w:r>
+        <w:rPr>
+          <w:b/>
+          <w:bCs/>
           <w:sz w:val="2"/>
           <w:szCs w:val="2"/>
-          <w:u w:val="single"/>
         </w:rPr>
-      </w:pPr>
+        <w:br/>
+      </w:r>
       <w:r>
         <w:rPr>
           <w:b/>
@@ -4245,8 +4362,8 @@
           <w:b/>
           <w:bCs/>
           <w:color w:val="0000FF"/>
-          <w:sz w:val="38"/>
-          <w:szCs w:val="38"/>
+          <w:sz w:val="48"/>
+          <w:szCs w:val="48"/>
         </w:rPr>
       </w:pPr>
       <w:r>
@@ -4254,12 +4371,16 @@
           <w:b/>
           <w:bCs/>
           <w:color w:val="0000FF"/>
-          <w:sz w:val="38"/>
-          <w:szCs w:val="38"/>
+          <w:sz w:val="48"/>
+          <w:szCs w:val="48"/>
         </w:rPr>
         <w:t>RECREO NORMAL</w:t>
       </w:r>
       <w:r>
+        <w:rPr>
+          <w:sz w:val="32"/>
+          <w:szCs w:val="32"/>
+        </w:rPr>
         <w:br w:type="page"/>
       </w:r>
     </w:p>
@@ -8853,6 +8974,41 @@
     <w:uiPriority w:val="99"/>
     <w:rsid w:val="00597D0F"/>
   </w:style>
+  <w:style w:type="character" w:styleId="Hipervnculo">
+    <w:name w:val="Hyperlink"/>
+    <w:basedOn w:val="Fuentedeprrafopredeter"/>
+    <w:uiPriority w:val="99"/>
+    <w:unhideWhenUsed/>
+    <w:rsid w:val="00904D0C"/>
+    <w:rPr>
+      <w:color w:val="0000FF" w:themeColor="hyperlink"/>
+      <w:u w:val="single"/>
+    </w:rPr>
+  </w:style>
+  <w:style w:type="character" w:styleId="Mencinsinresolver">
+    <w:name w:val="Unresolved Mention"/>
+    <w:basedOn w:val="Fuentedeprrafopredeter"/>
+    <w:uiPriority w:val="99"/>
+    <w:semiHidden/>
+    <w:unhideWhenUsed/>
+    <w:rsid w:val="00904D0C"/>
+    <w:rPr>
+      <w:color w:val="605E5C"/>
+      <w:shd w:val="clear" w:color="auto" w:fill="E1DFDD"/>
+    </w:rPr>
+  </w:style>
+  <w:style w:type="character" w:styleId="Hipervnculovisitado">
+    <w:name w:val="FollowedHyperlink"/>
+    <w:basedOn w:val="Fuentedeprrafopredeter"/>
+    <w:uiPriority w:val="99"/>
+    <w:semiHidden/>
+    <w:unhideWhenUsed/>
+    <w:rsid w:val="00904D0C"/>
+    <w:rPr>
+      <w:color w:val="800080" w:themeColor="followedHyperlink"/>
+      <w:u w:val="single"/>
+    </w:rPr>
+  </w:style>
 </w:styles>
 </file>
 
